--- a/assets/input.docx
+++ b/assets/input.docx
@@ -18,70 +18,7 @@
           <w:bCs/>
           <w:rFonts w:ascii="Times New Roman" w:cs="Times New Roman" w:hAnsi="Times New Roman"/>
         </w:rPr>
-        <w:t>Федеральное государственное казённое военное образовательное учреждение высшего образования «Военная академия связи имени Маршала Советского Союза С. М. Буденного» Министерства обороны Российской Федерации</w:t>
-      </w:r>
-    </w:p>
-    <w:p>
-      <w:pPr>
-        <w:pStyle w:val="style0"/>
-        <w:jc w:val="center"/>
-        <w:spacing w:line="100" w:lineRule="atLeast"/>
-      </w:pPr>
-      <w:r>
-        <w:rPr>
-          <w:sz w:val="28"/>
-          <w:i/>
-          <w:b/>
-          <w:szCs w:val="28"/>
-          <w:iCs/>
-          <w:bCs/>
-          <w:rFonts w:ascii="Times New Roman" w:cs="Times New Roman" w:hAnsi="Times New Roman"/>
-        </w:rPr>
-        <w:drawing>
-          <wp:inline distB="0" distL="0" distR="0" distT="0">
-            <wp:extent cx="1906270" cy="1710055"/>
-            <wp:effectExtent b="0" l="0" r="0" t="0"/>
-            <wp:docPr descr="A description..." id="1" name="Picture"/>
-            <wp:cNvGraphicFramePr>
-              <a:graphicFrameLocks xmlns:a="http://schemas.openxmlformats.org/drawingml/2006/main" noChangeAspect="1"/>
-            </wp:cNvGraphicFramePr>
-            <a:graphic xmlns:a="http://schemas.openxmlformats.org/drawingml/2006/main">
-              <a:graphicData uri="http://schemas.openxmlformats.org/drawingml/2006/picture">
-                <pic:pic xmlns:pic="http://schemas.openxmlformats.org/drawingml/2006/picture">
-                  <pic:nvPicPr>
-                    <pic:cNvPr descr="A description..." id="0" name="Picture"/>
-                    <pic:cNvPicPr>
-                      <a:picLocks noChangeArrowheads="1" noChangeAspect="1"/>
-                    </pic:cNvPicPr>
-                  </pic:nvPicPr>
-                  <pic:blipFill>
-                    <a:blip r:embed="rId2"/>
-                    <a:srcRect/>
-                    <a:stretch>
-                      <a:fillRect/>
-                    </a:stretch>
-                  </pic:blipFill>
-                  <pic:spPr bwMode="auto">
-                    <a:xfrm>
-                      <a:off x="0" y="0"/>
-                      <a:ext cx="1906270" cy="1710055"/>
-                    </a:xfrm>
-                    <a:prstGeom prst="rect">
-                      <a:avLst/>
-                    </a:prstGeom>
-                    <a:noFill/>
-                    <a:ln w="9525">
-                      <a:noFill/>
-                      <a:miter lim="800000"/>
-                      <a:headEnd/>
-                      <a:tailEnd/>
-                    </a:ln>
-                  </pic:spPr>
-                </pic:pic>
-              </a:graphicData>
-            </a:graphic>
-          </wp:inline>
-        </w:drawing>
+        <w:t>{institution}</w:t>
       </w:r>
     </w:p>
     <w:p>
@@ -375,22 +312,22 @@
           <w:szCs w:val="30"/>
           <w:rFonts w:ascii="Times New Roman" w:cs="Times New Roman" w:hAnsi="Times New Roman"/>
         </w:rPr>
-        <w:t>Санкт-Петербург</w:t>
-      </w:r>
-    </w:p>
-    <w:p>
-      <w:pPr>
-        <w:pStyle w:val="style0"/>
-        <w:jc w:val="center"/>
-        <w:spacing w:line="100" w:lineRule="atLeast"/>
-      </w:pPr>
-      <w:r>
-        <w:rPr>
-          <w:sz w:val="30"/>
-          <w:szCs w:val="30"/>
-          <w:rFonts w:ascii="Times New Roman" w:cs="Times New Roman" w:hAnsi="Times New Roman"/>
-        </w:rPr>
-        <w:t>2025 год</w:t>
+        <w:t>{city}</w:t>
+      </w:r>
+    </w:p>
+    <w:p>
+      <w:pPr>
+        <w:pStyle w:val="style0"/>
+        <w:jc w:val="center"/>
+        <w:spacing w:line="100" w:lineRule="atLeast"/>
+      </w:pPr>
+      <w:r>
+        <w:rPr>
+          <w:sz w:val="30"/>
+          <w:szCs w:val="30"/>
+          <w:rFonts w:ascii="Times New Roman" w:cs="Times New Roman" w:hAnsi="Times New Roman"/>
+        </w:rPr>
+        <w:t>{year} год</w:t>
       </w:r>
     </w:p>
     <w:p>
